--- a/Luis/React Node/Luis Veliz.docx
+++ b/Luis/React Node/Luis Veliz.docx
@@ -20,18 +20,8 @@
           <w:sz w:val="72"/>
           <w:szCs w:val="24"/>
         </w:rPr>
-        <w:t xml:space="preserve">Luis </w:t>
-      </w:r>
-      <w:proofErr w:type="spellStart"/>
-      <w:r>
-        <w:rPr>
-          <w:rFonts w:ascii="Stencil" w:eastAsia="Times New Roman" w:hAnsi="Stencil" w:cs="Arial"/>
-          <w:sz w:val="72"/>
-          <w:szCs w:val="24"/>
-        </w:rPr>
-        <w:t>Veliz</w:t>
-      </w:r>
-      <w:proofErr w:type="spellEnd"/>
+        <w:t>Luis Veliz</w:t>
+      </w:r>
     </w:p>
     <w:tbl>
       <w:tblPr>
@@ -73,66 +63,13 @@
             <w:r>
               <w:rPr>
                 <w:rFonts w:ascii="Times New Roman" w:eastAsia="Times New Roman" w:hAnsi="Times New Roman" w:cs="Times New Roman"/>
-                <w:b w:val="0"/>
                 <w:sz w:val="20"/>
                 <w:szCs w:val="24"/>
               </w:rPr>
-              <w:t>Los Angeles</w:t>
+              <w:t>Los Angeles, California, USA | luis.v.dev@outlook.com | https://www.linkedin.com/in/luis-veliz-8681513a4/ | +1 (305) 7070624</w:t>
             </w:r>
-            <w:r>
-              <w:rPr>
-                <w:rFonts w:ascii="Times New Roman" w:eastAsia="Times New Roman" w:hAnsi="Times New Roman" w:cs="Times New Roman"/>
-                <w:b w:val="0"/>
-                <w:sz w:val="20"/>
-                <w:szCs w:val="24"/>
-              </w:rPr>
-              <w:t xml:space="preserve">, California, USA | </w:t>
-            </w:r>
-            <w:r>
-              <w:rPr>
-                <w:rFonts w:ascii="Times New Roman" w:eastAsia="Times New Roman" w:hAnsi="Times New Roman" w:cs="Times New Roman"/>
-                <w:b w:val="0"/>
-                <w:sz w:val="20"/>
-                <w:szCs w:val="24"/>
-              </w:rPr>
-              <w:t>luis.v.dev@outlook.com</w:t>
-            </w:r>
-            <w:r>
-              <w:rPr>
-                <w:rFonts w:ascii="Times New Roman" w:eastAsia="Times New Roman" w:hAnsi="Times New Roman" w:cs="Times New Roman"/>
-                <w:b w:val="0"/>
-                <w:sz w:val="20"/>
-                <w:szCs w:val="24"/>
-              </w:rPr>
-              <w:t xml:space="preserve"> | </w:t>
-            </w:r>
-            <w:r>
-              <w:rPr>
-                <w:rFonts w:ascii="Times New Roman" w:eastAsia="Times New Roman" w:hAnsi="Times New Roman" w:cs="Times New Roman"/>
-                <w:b w:val="0"/>
-                <w:sz w:val="20"/>
-                <w:szCs w:val="24"/>
-              </w:rPr>
-              <w:t xml:space="preserve">https://www.linkedin.com/in/luis-veliz-8681513a4/ </w:t>
-            </w:r>
-            <w:r>
-              <w:rPr>
-                <w:rFonts w:ascii="Times New Roman" w:eastAsia="Times New Roman" w:hAnsi="Times New Roman" w:cs="Times New Roman"/>
-                <w:b w:val="0"/>
-                <w:sz w:val="20"/>
-                <w:szCs w:val="24"/>
-              </w:rPr>
-              <w:t xml:space="preserve">| </w:t>
-            </w:r>
-            <w:r>
-              <w:rPr>
-                <w:rFonts w:ascii="Times New Roman" w:eastAsia="Times New Roman" w:hAnsi="Times New Roman" w:cs="Times New Roman"/>
-                <w:b w:val="0"/>
-                <w:sz w:val="20"/>
-                <w:szCs w:val="24"/>
-              </w:rPr>
-              <w:t>+1 (305) 606 4408</w:t>
-            </w:r>
+            <w:bookmarkStart w:id="0" w:name="_GoBack"/>
+            <w:bookmarkEnd w:id="0"/>
           </w:p>
         </w:tc>
       </w:tr>
@@ -171,7 +108,6 @@
           <w:sz w:val="20"/>
         </w:rPr>
       </w:pPr>
-      <w:proofErr w:type="gramStart"/>
       <w:r>
         <w:rPr>
           <w:sz w:val="20"/>
@@ -228,35 +164,7 @@
         <w:rPr>
           <w:sz w:val="20"/>
         </w:rPr>
-        <w:t xml:space="preserve"> </w:t>
-      </w:r>
-      <w:proofErr w:type="spellStart"/>
-      <w:r>
-        <w:rPr>
-          <w:sz w:val="20"/>
-        </w:rPr>
-        <w:t>backends</w:t>
-      </w:r>
-      <w:proofErr w:type="spellEnd"/>
-      <w:r>
-        <w:rPr>
-          <w:sz w:val="20"/>
-        </w:rPr>
-        <w:t xml:space="preserve"> for high-traffic, customer-facing products.</w:t>
-      </w:r>
-      <w:proofErr w:type="gramEnd"/>
-      <w:r>
-        <w:rPr>
-          <w:sz w:val="20"/>
-        </w:rPr>
-        <w:t xml:space="preserve"> </w:t>
-      </w:r>
-      <w:proofErr w:type="gramStart"/>
-      <w:r>
-        <w:rPr>
-          <w:sz w:val="20"/>
-        </w:rPr>
-        <w:t xml:space="preserve">Strong in </w:t>
+        <w:t xml:space="preserve"> backends for high-traffic, customer-facing products. Strong in </w:t>
       </w:r>
       <w:r>
         <w:rPr>
@@ -334,21 +242,7 @@
         <w:rPr>
           <w:sz w:val="20"/>
         </w:rPr>
-        <w:t>.</w:t>
-      </w:r>
-      <w:proofErr w:type="gramEnd"/>
-      <w:r>
-        <w:rPr>
-          <w:sz w:val="20"/>
-        </w:rPr>
-        <w:t xml:space="preserve"> </w:t>
-      </w:r>
-      <w:proofErr w:type="gramStart"/>
-      <w:r>
-        <w:rPr>
-          <w:sz w:val="20"/>
-        </w:rPr>
-        <w:t xml:space="preserve">Known for shipping </w:t>
+        <w:t xml:space="preserve">. Known for shipping </w:t>
       </w:r>
       <w:r>
         <w:rPr>
@@ -389,7 +283,6 @@
         </w:rPr>
         <w:t xml:space="preserve"> systems using </w:t>
       </w:r>
-      <w:proofErr w:type="spellStart"/>
       <w:r>
         <w:rPr>
           <w:rStyle w:val="Strong"/>
@@ -397,7 +290,6 @@
         </w:rPr>
         <w:t>TypeScript</w:t>
       </w:r>
-      <w:proofErr w:type="spellEnd"/>
       <w:r>
         <w:rPr>
           <w:sz w:val="20"/>
@@ -430,7 +322,6 @@
         </w:rPr>
         <w:t xml:space="preserve">, </w:t>
       </w:r>
-      <w:proofErr w:type="spellStart"/>
       <w:r>
         <w:rPr>
           <w:rStyle w:val="Strong"/>
@@ -438,14 +329,12 @@
         </w:rPr>
         <w:t>PostgreSQL</w:t>
       </w:r>
-      <w:proofErr w:type="spellEnd"/>
       <w:r>
         <w:rPr>
           <w:sz w:val="20"/>
         </w:rPr>
         <w:t xml:space="preserve">, </w:t>
       </w:r>
-      <w:proofErr w:type="spellStart"/>
       <w:r>
         <w:rPr>
           <w:rStyle w:val="Strong"/>
@@ -453,7 +342,6 @@
         </w:rPr>
         <w:t>Redis</w:t>
       </w:r>
-      <w:proofErr w:type="spellEnd"/>
       <w:r>
         <w:rPr>
           <w:sz w:val="20"/>
@@ -473,7 +361,6 @@
         </w:rPr>
         <w:t xml:space="preserve">, </w:t>
       </w:r>
-      <w:proofErr w:type="spellStart"/>
       <w:r>
         <w:rPr>
           <w:rStyle w:val="Strong"/>
@@ -481,7 +368,6 @@
         </w:rPr>
         <w:t>Kubernetes</w:t>
       </w:r>
-      <w:proofErr w:type="spellEnd"/>
       <w:r>
         <w:rPr>
           <w:sz w:val="20"/>
@@ -501,7 +387,6 @@
         </w:rPr>
         <w:t xml:space="preserve"> practices.</w:t>
       </w:r>
-      <w:proofErr w:type="gramEnd"/>
     </w:p>
     <w:p>
       <w:pPr>
@@ -565,21 +450,7 @@
         <w:rPr>
           <w:sz w:val="20"/>
         </w:rPr>
-        <w:t xml:space="preserve">, </w:t>
-      </w:r>
-      <w:proofErr w:type="spellStart"/>
-      <w:r>
-        <w:rPr>
-          <w:sz w:val="20"/>
-        </w:rPr>
-        <w:t>TypeScript</w:t>
-      </w:r>
-      <w:proofErr w:type="spellEnd"/>
-      <w:r>
-        <w:rPr>
-          <w:sz w:val="20"/>
-        </w:rPr>
-        <w:t>, component architecture, design systems, state patterns, performance profiling, accessibility, Cypress, Playwright</w:t>
+        <w:t>, TypeScript, component architecture, design systems, state patterns, performance profiling, accessibility, Cypress, Playwright</w:t>
       </w:r>
     </w:p>
     <w:p>
@@ -618,23 +489,8 @@
         <w:rPr>
           <w:sz w:val="20"/>
         </w:rPr>
-        <w:t xml:space="preserve">, </w:t>
-      </w:r>
-      <w:proofErr w:type="spellStart"/>
-      <w:r>
-        <w:rPr>
-          <w:sz w:val="20"/>
-        </w:rPr>
-        <w:t>TypeScript</w:t>
-      </w:r>
-      <w:proofErr w:type="spellEnd"/>
-      <w:r>
-        <w:rPr>
-          <w:sz w:val="20"/>
-        </w:rPr>
-        <w:t xml:space="preserve">, REST API design, background processing, </w:t>
-      </w:r>
-      <w:proofErr w:type="spellStart"/>
+        <w:t xml:space="preserve">, TypeScript, REST API design, background processing, </w:t>
+      </w:r>
       <w:r>
         <w:rPr>
           <w:rStyle w:val="Strong"/>
@@ -642,26 +498,11 @@
         </w:rPr>
         <w:t>gRPC</w:t>
       </w:r>
-      <w:proofErr w:type="spellEnd"/>
-      <w:r>
-        <w:rPr>
-          <w:sz w:val="20"/>
-        </w:rPr>
-        <w:t xml:space="preserve">, </w:t>
-      </w:r>
-      <w:proofErr w:type="spellStart"/>
-      <w:r>
-        <w:rPr>
-          <w:sz w:val="20"/>
-        </w:rPr>
-        <w:t>WebSockets</w:t>
-      </w:r>
-      <w:proofErr w:type="spellEnd"/>
-      <w:r>
-        <w:rPr>
-          <w:sz w:val="20"/>
-        </w:rPr>
-        <w:t>, service decomposition, caching strategies, structured error models</w:t>
+      <w:r>
+        <w:rPr>
+          <w:sz w:val="20"/>
+        </w:rPr>
+        <w:t>, WebSockets, service decomposition, caching strategies, structured error models</w:t>
       </w:r>
     </w:p>
     <w:p>
@@ -689,7 +530,6 @@
         </w:rPr>
         <w:t xml:space="preserve"> — Relational: </w:t>
       </w:r>
-      <w:proofErr w:type="spellStart"/>
       <w:r>
         <w:rPr>
           <w:rStyle w:val="Strong"/>
@@ -697,28 +537,12 @@
         </w:rPr>
         <w:t>PostgreSQL</w:t>
       </w:r>
-      <w:proofErr w:type="spellEnd"/>
-      <w:r>
-        <w:rPr>
-          <w:sz w:val="20"/>
-        </w:rPr>
-        <w:t xml:space="preserve">, MySQL, SQL Server | </w:t>
-      </w:r>
-      <w:proofErr w:type="spellStart"/>
-      <w:r>
-        <w:rPr>
-          <w:sz w:val="20"/>
-        </w:rPr>
-        <w:t>NoSQL</w:t>
-      </w:r>
-      <w:proofErr w:type="spellEnd"/>
-      <w:r>
-        <w:rPr>
-          <w:sz w:val="20"/>
-        </w:rPr>
-        <w:t xml:space="preserve">: </w:t>
-      </w:r>
-      <w:proofErr w:type="spellStart"/>
+      <w:r>
+        <w:rPr>
+          <w:sz w:val="20"/>
+        </w:rPr>
+        <w:t xml:space="preserve">, MySQL, SQL Server | NoSQL: </w:t>
+      </w:r>
       <w:r>
         <w:rPr>
           <w:rStyle w:val="Strong"/>
@@ -726,54 +550,25 @@
         </w:rPr>
         <w:t>Redis</w:t>
       </w:r>
-      <w:proofErr w:type="spellEnd"/>
+      <w:r>
+        <w:rPr>
+          <w:sz w:val="20"/>
+        </w:rPr>
+        <w:t xml:space="preserve">, MongoDB, DynamoDB | Queues/streams: </w:t>
+      </w:r>
+      <w:r>
+        <w:rPr>
+          <w:rStyle w:val="Strong"/>
+          <w:sz w:val="20"/>
+        </w:rPr>
+        <w:t>AWS SQS/SNS</w:t>
+      </w:r>
       <w:r>
         <w:rPr>
           <w:sz w:val="20"/>
         </w:rPr>
         <w:t xml:space="preserve">, </w:t>
       </w:r>
-      <w:proofErr w:type="spellStart"/>
-      <w:r>
-        <w:rPr>
-          <w:sz w:val="20"/>
-        </w:rPr>
-        <w:t>MongoDB</w:t>
-      </w:r>
-      <w:proofErr w:type="spellEnd"/>
-      <w:r>
-        <w:rPr>
-          <w:sz w:val="20"/>
-        </w:rPr>
-        <w:t xml:space="preserve">, </w:t>
-      </w:r>
-      <w:proofErr w:type="spellStart"/>
-      <w:r>
-        <w:rPr>
-          <w:sz w:val="20"/>
-        </w:rPr>
-        <w:t>DynamoDB</w:t>
-      </w:r>
-      <w:proofErr w:type="spellEnd"/>
-      <w:r>
-        <w:rPr>
-          <w:sz w:val="20"/>
-        </w:rPr>
-        <w:t xml:space="preserve"> | Queues/streams: </w:t>
-      </w:r>
-      <w:r>
-        <w:rPr>
-          <w:rStyle w:val="Strong"/>
-          <w:sz w:val="20"/>
-        </w:rPr>
-        <w:t>AWS SQS/SNS</w:t>
-      </w:r>
-      <w:r>
-        <w:rPr>
-          <w:sz w:val="20"/>
-        </w:rPr>
-        <w:t xml:space="preserve">, </w:t>
-      </w:r>
       <w:r>
         <w:rPr>
           <w:rStyle w:val="Strong"/>
@@ -785,23 +580,8 @@
         <w:rPr>
           <w:sz w:val="20"/>
         </w:rPr>
-        <w:t xml:space="preserve">, </w:t>
-      </w:r>
-      <w:proofErr w:type="spellStart"/>
-      <w:r>
-        <w:rPr>
-          <w:sz w:val="20"/>
-        </w:rPr>
-        <w:t>RabbitMQ</w:t>
-      </w:r>
-      <w:proofErr w:type="spellEnd"/>
-      <w:r>
-        <w:rPr>
-          <w:sz w:val="20"/>
-        </w:rPr>
-        <w:t xml:space="preserve"> | Search: </w:t>
-      </w:r>
-      <w:proofErr w:type="spellStart"/>
+        <w:t xml:space="preserve">, RabbitMQ | Search: </w:t>
+      </w:r>
       <w:r>
         <w:rPr>
           <w:rStyle w:val="Strong"/>
@@ -809,14 +589,12 @@
         </w:rPr>
         <w:t>Elasticsearch</w:t>
       </w:r>
-      <w:proofErr w:type="spellEnd"/>
       <w:r>
         <w:rPr>
           <w:sz w:val="20"/>
         </w:rPr>
         <w:t xml:space="preserve">, OpenSearch | Analytics: Redshift, </w:t>
       </w:r>
-      <w:proofErr w:type="spellStart"/>
       <w:r>
         <w:rPr>
           <w:rStyle w:val="Strong"/>
@@ -824,7 +602,6 @@
         </w:rPr>
         <w:t>BigQuery</w:t>
       </w:r>
-      <w:proofErr w:type="spellEnd"/>
     </w:p>
     <w:p>
       <w:pPr>
@@ -843,17 +620,8 @@
           <w:rStyle w:val="Strong"/>
           <w:sz w:val="20"/>
         </w:rPr>
-        <w:t xml:space="preserve">Cloud &amp; </w:t>
-      </w:r>
-      <w:proofErr w:type="spellStart"/>
-      <w:r>
-        <w:rPr>
-          <w:rStyle w:val="Strong"/>
-          <w:sz w:val="20"/>
-        </w:rPr>
-        <w:t>DevOps</w:t>
-      </w:r>
-      <w:proofErr w:type="spellEnd"/>
+        <w:t>Cloud &amp; DevOps</w:t>
+      </w:r>
       <w:r>
         <w:rPr>
           <w:sz w:val="20"/>
@@ -871,122 +639,60 @@
         <w:rPr>
           <w:sz w:val="20"/>
         </w:rPr>
-        <w:t xml:space="preserve">, ECS, EC2, Lambda, API Gateway, S3, </w:t>
-      </w:r>
-      <w:proofErr w:type="spellStart"/>
-      <w:r>
-        <w:rPr>
-          <w:sz w:val="20"/>
-        </w:rPr>
-        <w:t>CloudFront</w:t>
-      </w:r>
-      <w:proofErr w:type="spellEnd"/>
-      <w:r>
-        <w:rPr>
-          <w:sz w:val="20"/>
-        </w:rPr>
-        <w:t xml:space="preserve">, RDS, </w:t>
-      </w:r>
-      <w:proofErr w:type="spellStart"/>
-      <w:r>
-        <w:rPr>
-          <w:sz w:val="20"/>
-        </w:rPr>
-        <w:t>DynamoDB</w:t>
-      </w:r>
-      <w:proofErr w:type="spellEnd"/>
+        <w:t xml:space="preserve">, ECS, EC2, Lambda, API Gateway, S3, CloudFront, RDS, DynamoDB, ElastiCache, EventBridge, Step Functions, IAM | Azure: AKS, App Service, Azure SQL, Service Bus, Key Vault, Application Insights | GCP: GKE, Cloud Run, Pub/Sub, Cloud Storage, </w:t>
+      </w:r>
+      <w:r>
+        <w:rPr>
+          <w:rStyle w:val="Strong"/>
+          <w:sz w:val="20"/>
+        </w:rPr>
+        <w:t>BigQuery</w:t>
+      </w:r>
+      <w:r>
+        <w:rPr>
+          <w:sz w:val="20"/>
+        </w:rPr>
+        <w:t xml:space="preserve"> | </w:t>
+      </w:r>
+      <w:r>
+        <w:rPr>
+          <w:rStyle w:val="Strong"/>
+          <w:sz w:val="20"/>
+        </w:rPr>
+        <w:t>Docker</w:t>
+      </w:r>
       <w:r>
         <w:rPr>
           <w:sz w:val="20"/>
         </w:rPr>
         <w:t xml:space="preserve">, </w:t>
       </w:r>
-      <w:proofErr w:type="spellStart"/>
-      <w:r>
-        <w:rPr>
-          <w:sz w:val="20"/>
-        </w:rPr>
-        <w:t>ElastiCache</w:t>
-      </w:r>
-      <w:proofErr w:type="spellEnd"/>
+      <w:r>
+        <w:rPr>
+          <w:rStyle w:val="Strong"/>
+          <w:sz w:val="20"/>
+        </w:rPr>
+        <w:t>Kubernetes</w:t>
+      </w:r>
       <w:r>
         <w:rPr>
           <w:sz w:val="20"/>
         </w:rPr>
         <w:t xml:space="preserve">, </w:t>
       </w:r>
-      <w:proofErr w:type="spellStart"/>
-      <w:r>
-        <w:rPr>
-          <w:sz w:val="20"/>
-        </w:rPr>
-        <w:t>EventBridge</w:t>
-      </w:r>
-      <w:proofErr w:type="spellEnd"/>
-      <w:r>
-        <w:rPr>
-          <w:sz w:val="20"/>
-        </w:rPr>
-        <w:t xml:space="preserve">, Step Functions, IAM | Azure: AKS, App Service, Azure SQL, Service Bus, Key Vault, Application Insights | GCP: GKE, Cloud Run, Pub/Sub, Cloud Storage, </w:t>
-      </w:r>
-      <w:proofErr w:type="spellStart"/>
-      <w:r>
-        <w:rPr>
-          <w:rStyle w:val="Strong"/>
-          <w:sz w:val="20"/>
-        </w:rPr>
-        <w:t>BigQuery</w:t>
-      </w:r>
-      <w:proofErr w:type="spellEnd"/>
-      <w:r>
-        <w:rPr>
-          <w:sz w:val="20"/>
-        </w:rPr>
-        <w:t xml:space="preserve"> | </w:t>
-      </w:r>
-      <w:proofErr w:type="spellStart"/>
-      <w:r>
-        <w:rPr>
-          <w:rStyle w:val="Strong"/>
-          <w:sz w:val="20"/>
-        </w:rPr>
-        <w:t>Docker</w:t>
-      </w:r>
-      <w:proofErr w:type="spellEnd"/>
+      <w:r>
+        <w:rPr>
+          <w:rStyle w:val="Strong"/>
+          <w:sz w:val="20"/>
+        </w:rPr>
+        <w:t>Helm</w:t>
+      </w:r>
       <w:r>
         <w:rPr>
           <w:sz w:val="20"/>
         </w:rPr>
         <w:t xml:space="preserve">, </w:t>
       </w:r>
-      <w:proofErr w:type="spellStart"/>
-      <w:r>
-        <w:rPr>
-          <w:rStyle w:val="Strong"/>
-          <w:sz w:val="20"/>
-        </w:rPr>
-        <w:t>Kubernetes</w:t>
-      </w:r>
-      <w:proofErr w:type="spellEnd"/>
-      <w:r>
-        <w:rPr>
-          <w:sz w:val="20"/>
-        </w:rPr>
-        <w:t xml:space="preserve">, </w:t>
-      </w:r>
-      <w:r>
-        <w:rPr>
-          <w:rStyle w:val="Strong"/>
-          <w:sz w:val="20"/>
-        </w:rPr>
-        <w:t>Helm</w:t>
-      </w:r>
-      <w:r>
-        <w:rPr>
-          <w:sz w:val="20"/>
-        </w:rPr>
-        <w:t xml:space="preserve">, </w:t>
-      </w:r>
       <w:r>
         <w:rPr>
           <w:rStyle w:val="Strong"/>
@@ -998,23 +704,8 @@
         <w:rPr>
           <w:sz w:val="20"/>
         </w:rPr>
-        <w:t xml:space="preserve">, </w:t>
-      </w:r>
-      <w:proofErr w:type="spellStart"/>
-      <w:r>
-        <w:rPr>
-          <w:sz w:val="20"/>
-        </w:rPr>
-        <w:t>GitOps</w:t>
-      </w:r>
-      <w:proofErr w:type="spellEnd"/>
-      <w:r>
-        <w:rPr>
-          <w:sz w:val="20"/>
-        </w:rPr>
-        <w:t xml:space="preserve"> | </w:t>
-      </w:r>
-      <w:proofErr w:type="spellStart"/>
+        <w:t xml:space="preserve">, GitOps | </w:t>
+      </w:r>
       <w:r>
         <w:rPr>
           <w:rStyle w:val="Strong"/>
@@ -1022,85 +713,25 @@
         </w:rPr>
         <w:t>Terraform</w:t>
       </w:r>
-      <w:proofErr w:type="spellEnd"/>
-      <w:r>
-        <w:rPr>
-          <w:sz w:val="20"/>
-        </w:rPr>
-        <w:t xml:space="preserve">, </w:t>
-      </w:r>
-      <w:proofErr w:type="spellStart"/>
-      <w:r>
-        <w:rPr>
-          <w:sz w:val="20"/>
-        </w:rPr>
-        <w:t>CloudFormation</w:t>
-      </w:r>
-      <w:proofErr w:type="spellEnd"/>
-      <w:r>
-        <w:rPr>
-          <w:sz w:val="20"/>
-        </w:rPr>
-        <w:t xml:space="preserve"> | CI/CD: </w:t>
-      </w:r>
-      <w:proofErr w:type="spellStart"/>
-      <w:r>
-        <w:rPr>
-          <w:rStyle w:val="Strong"/>
-          <w:sz w:val="20"/>
-        </w:rPr>
-        <w:t>GitHub</w:t>
-      </w:r>
-      <w:proofErr w:type="spellEnd"/>
-      <w:r>
-        <w:rPr>
-          <w:rStyle w:val="Strong"/>
-          <w:sz w:val="20"/>
-        </w:rPr>
-        <w:t xml:space="preserve"> Actions</w:t>
-      </w:r>
-      <w:r>
-        <w:rPr>
-          <w:sz w:val="20"/>
-        </w:rPr>
-        <w:t xml:space="preserve">, </w:t>
-      </w:r>
-      <w:proofErr w:type="spellStart"/>
-      <w:r>
-        <w:rPr>
-          <w:sz w:val="20"/>
-        </w:rPr>
-        <w:t>GitLab</w:t>
-      </w:r>
-      <w:proofErr w:type="spellEnd"/>
-      <w:r>
-        <w:rPr>
-          <w:sz w:val="20"/>
-        </w:rPr>
-        <w:t xml:space="preserve"> CI, Jenkins, Azure </w:t>
-      </w:r>
-      <w:proofErr w:type="spellStart"/>
-      <w:r>
-        <w:rPr>
-          <w:sz w:val="20"/>
-        </w:rPr>
-        <w:t>DevOps</w:t>
-      </w:r>
-      <w:proofErr w:type="spellEnd"/>
-      <w:r>
-        <w:rPr>
-          <w:sz w:val="20"/>
-        </w:rPr>
-        <w:t xml:space="preserve">, </w:t>
-      </w:r>
-      <w:proofErr w:type="spellStart"/>
-      <w:r>
-        <w:rPr>
-          <w:sz w:val="20"/>
-        </w:rPr>
-        <w:t>CircleCI</w:t>
-      </w:r>
-      <w:proofErr w:type="spellEnd"/>
+      <w:r>
+        <w:rPr>
+          <w:sz w:val="20"/>
+        </w:rPr>
+        <w:t xml:space="preserve">, CloudFormation | CI/CD: </w:t>
+      </w:r>
+      <w:r>
+        <w:rPr>
+          <w:rStyle w:val="Strong"/>
+          <w:sz w:val="20"/>
+        </w:rPr>
+        <w:t>GitHub Actions</w:t>
+      </w:r>
+      <w:r>
+        <w:rPr>
+          <w:sz w:val="20"/>
+        </w:rPr>
+        <w:t>, GitLab CI, Jenkins, Azure DevOps, CircleCI</w:t>
+      </w:r>
     </w:p>
     <w:p>
       <w:pPr>
@@ -1111,21 +742,12 @@
         </w:numPr>
         <w:jc w:val="both"/>
       </w:pPr>
-      <w:proofErr w:type="spellStart"/>
-      <w:r>
-        <w:rPr>
-          <w:rStyle w:val="Strong"/>
-          <w:sz w:val="20"/>
-        </w:rPr>
-        <w:t>Observability</w:t>
-      </w:r>
-      <w:proofErr w:type="spellEnd"/>
-      <w:r>
-        <w:rPr>
-          <w:rStyle w:val="Strong"/>
-          <w:sz w:val="20"/>
-        </w:rPr>
-        <w:t>, Quality &amp; Security</w:t>
+      <w:r>
+        <w:rPr>
+          <w:rStyle w:val="Strong"/>
+          <w:sz w:val="20"/>
+        </w:rPr>
+        <w:t>Observability, Quality &amp; Security</w:t>
       </w:r>
       <w:r>
         <w:rPr>
@@ -1133,7 +755,6 @@
         </w:rPr>
         <w:t xml:space="preserve"> — </w:t>
       </w:r>
-      <w:proofErr w:type="spellStart"/>
       <w:r>
         <w:rPr>
           <w:rStyle w:val="Strong"/>
@@ -1141,21 +762,45 @@
         </w:rPr>
         <w:t>OpenTelemetry</w:t>
       </w:r>
-      <w:proofErr w:type="spellEnd"/>
+      <w:r>
+        <w:rPr>
+          <w:sz w:val="20"/>
+        </w:rPr>
+        <w:t xml:space="preserve">, Datadog, </w:t>
+      </w:r>
+      <w:r>
+        <w:rPr>
+          <w:rStyle w:val="Strong"/>
+          <w:sz w:val="20"/>
+        </w:rPr>
+        <w:t>Prometheus</w:t>
+      </w:r>
       <w:r>
         <w:rPr>
           <w:sz w:val="20"/>
         </w:rPr>
         <w:t xml:space="preserve">, </w:t>
       </w:r>
-      <w:proofErr w:type="spellStart"/>
-      <w:r>
-        <w:rPr>
-          <w:sz w:val="20"/>
-        </w:rPr>
-        <w:t>Datadog</w:t>
-      </w:r>
-      <w:proofErr w:type="spellEnd"/>
+      <w:r>
+        <w:rPr>
+          <w:rStyle w:val="Strong"/>
+          <w:sz w:val="20"/>
+        </w:rPr>
+        <w:t>Grafana</w:t>
+      </w:r>
+      <w:r>
+        <w:rPr>
+          <w:sz w:val="20"/>
+        </w:rPr>
+        <w:t xml:space="preserve">, ELK/EFK, CloudWatch, structured logging | Testing: Jest, Mocha, Chai, React Testing Library, Cypress, Playwright, API contract tests | Security: </w:t>
+      </w:r>
+      <w:r>
+        <w:rPr>
+          <w:rStyle w:val="Strong"/>
+          <w:sz w:val="20"/>
+        </w:rPr>
+        <w:t>OAuth2</w:t>
+      </w:r>
       <w:r>
         <w:rPr>
           <w:sz w:val="20"/>
@@ -1167,7 +812,7 @@
           <w:rStyle w:val="Strong"/>
           <w:sz w:val="20"/>
         </w:rPr>
-        <w:t>Prometheus</w:t>
+        <w:t>OpenID Connect</w:t>
       </w:r>
       <w:r>
         <w:rPr>
@@ -1175,70 +820,6 @@
         </w:rPr>
         <w:t xml:space="preserve">, </w:t>
       </w:r>
-      <w:proofErr w:type="spellStart"/>
-      <w:r>
-        <w:rPr>
-          <w:rStyle w:val="Strong"/>
-          <w:sz w:val="20"/>
-        </w:rPr>
-        <w:t>Grafana</w:t>
-      </w:r>
-      <w:proofErr w:type="spellEnd"/>
-      <w:r>
-        <w:rPr>
-          <w:sz w:val="20"/>
-        </w:rPr>
-        <w:t xml:space="preserve">, ELK/EFK, </w:t>
-      </w:r>
-      <w:proofErr w:type="spellStart"/>
-      <w:r>
-        <w:rPr>
-          <w:sz w:val="20"/>
-        </w:rPr>
-        <w:t>CloudWatch</w:t>
-      </w:r>
-      <w:proofErr w:type="spellEnd"/>
-      <w:r>
-        <w:rPr>
-          <w:sz w:val="20"/>
-        </w:rPr>
-        <w:t xml:space="preserve">, structured logging | Testing: Jest, Mocha, Chai, React Testing Library, Cypress, Playwright, API contract tests | Security: </w:t>
-      </w:r>
-      <w:r>
-        <w:rPr>
-          <w:rStyle w:val="Strong"/>
-          <w:sz w:val="20"/>
-        </w:rPr>
-        <w:t>OAuth2</w:t>
-      </w:r>
-      <w:r>
-        <w:rPr>
-          <w:sz w:val="20"/>
-        </w:rPr>
-        <w:t xml:space="preserve">, </w:t>
-      </w:r>
-      <w:proofErr w:type="spellStart"/>
-      <w:r>
-        <w:rPr>
-          <w:rStyle w:val="Strong"/>
-          <w:sz w:val="20"/>
-        </w:rPr>
-        <w:t>OpenID</w:t>
-      </w:r>
-      <w:proofErr w:type="spellEnd"/>
-      <w:r>
-        <w:rPr>
-          <w:rStyle w:val="Strong"/>
-          <w:sz w:val="20"/>
-        </w:rPr>
-        <w:t xml:space="preserve"> Connect</w:t>
-      </w:r>
-      <w:r>
-        <w:rPr>
-          <w:sz w:val="20"/>
-        </w:rPr>
-        <w:t xml:space="preserve">, </w:t>
-      </w:r>
       <w:r>
         <w:rPr>
           <w:rStyle w:val="Strong"/>
@@ -1250,35 +831,7 @@
         <w:rPr>
           <w:sz w:val="20"/>
         </w:rPr>
-        <w:t xml:space="preserve">, </w:t>
-      </w:r>
-      <w:proofErr w:type="spellStart"/>
-      <w:r>
-        <w:rPr>
-          <w:sz w:val="20"/>
-        </w:rPr>
-        <w:t>Okta</w:t>
-      </w:r>
-      <w:proofErr w:type="spellEnd"/>
-      <w:r>
-        <w:rPr>
-          <w:sz w:val="20"/>
-        </w:rPr>
-        <w:t xml:space="preserve">, Auth0, AWS </w:t>
-      </w:r>
-      <w:proofErr w:type="spellStart"/>
-      <w:r>
-        <w:rPr>
-          <w:sz w:val="20"/>
-        </w:rPr>
-        <w:t>Cognito</w:t>
-      </w:r>
-      <w:proofErr w:type="spellEnd"/>
-      <w:r>
-        <w:rPr>
-          <w:sz w:val="20"/>
-        </w:rPr>
-        <w:t xml:space="preserve">, rate limiting, </w:t>
+        <w:t xml:space="preserve">, Okta, Auth0, AWS Cognito, rate limiting, </w:t>
       </w:r>
       <w:r>
         <w:rPr>
@@ -1349,7 +902,6 @@
           <w:szCs w:val="27"/>
         </w:rPr>
       </w:pPr>
-      <w:proofErr w:type="spellStart"/>
       <w:r>
         <w:rPr>
           <w:rFonts w:ascii="Britannic Bold" w:eastAsia="Times New Roman" w:hAnsi="Britannic Bold" w:cs="Arial"/>
@@ -1359,7 +911,6 @@
         </w:rPr>
         <w:t>SumatoSoft</w:t>
       </w:r>
-      <w:proofErr w:type="spellEnd"/>
     </w:p>
     <w:p>
       <w:pPr>
@@ -1451,7 +1002,6 @@
         </w:rPr>
         <w:t xml:space="preserve"> services in </w:t>
       </w:r>
-      <w:proofErr w:type="spellStart"/>
       <w:r>
         <w:rPr>
           <w:rStyle w:val="Strong"/>
@@ -1459,7 +1009,6 @@
         </w:rPr>
         <w:t>TypeScript</w:t>
       </w:r>
-      <w:proofErr w:type="spellEnd"/>
       <w:r>
         <w:rPr>
           <w:sz w:val="20"/>
@@ -1509,21 +1058,7 @@
         <w:rPr>
           <w:sz w:val="20"/>
         </w:rPr>
-        <w:t xml:space="preserve">, including pagination, filtering, </w:t>
-      </w:r>
-      <w:proofErr w:type="spellStart"/>
-      <w:r>
-        <w:rPr>
-          <w:sz w:val="20"/>
-        </w:rPr>
-        <w:t>idempotency</w:t>
-      </w:r>
-      <w:proofErr w:type="spellEnd"/>
-      <w:r>
-        <w:rPr>
-          <w:sz w:val="20"/>
-        </w:rPr>
-        <w:t xml:space="preserve"> keys, and consistent response envelopes.</w:t>
+        <w:t>, including pagination, filtering, idempotency keys, and consistent response envelopes.</w:t>
       </w:r>
     </w:p>
     <w:p>
@@ -1544,7 +1079,6 @@
         </w:rPr>
         <w:t xml:space="preserve">Implemented real-time collaboration features using </w:t>
       </w:r>
-      <w:proofErr w:type="spellStart"/>
       <w:r>
         <w:rPr>
           <w:rStyle w:val="Strong"/>
@@ -1552,7 +1086,6 @@
         </w:rPr>
         <w:t>WebSockets</w:t>
       </w:r>
-      <w:proofErr w:type="spellEnd"/>
       <w:r>
         <w:rPr>
           <w:sz w:val="20"/>
@@ -1578,7 +1111,6 @@
         </w:rPr>
         <w:t xml:space="preserve">Delivered data-heavy workflows backed by </w:t>
       </w:r>
-      <w:proofErr w:type="spellStart"/>
       <w:r>
         <w:rPr>
           <w:rStyle w:val="Strong"/>
@@ -1586,7 +1118,6 @@
         </w:rPr>
         <w:t>PostgreSQL</w:t>
       </w:r>
-      <w:proofErr w:type="spellEnd"/>
       <w:r>
         <w:rPr>
           <w:sz w:val="20"/>
@@ -1612,7 +1143,6 @@
         </w:rPr>
         <w:t xml:space="preserve">Introduced caching and throttling layers using </w:t>
       </w:r>
-      <w:proofErr w:type="spellStart"/>
       <w:r>
         <w:rPr>
           <w:rStyle w:val="Strong"/>
@@ -1620,14 +1150,12 @@
         </w:rPr>
         <w:t>Redis</w:t>
       </w:r>
-      <w:proofErr w:type="spellEnd"/>
       <w:r>
         <w:rPr>
           <w:sz w:val="20"/>
         </w:rPr>
         <w:t xml:space="preserve"> and </w:t>
       </w:r>
-      <w:proofErr w:type="spellStart"/>
       <w:r>
         <w:rPr>
           <w:rStyle w:val="Strong"/>
@@ -1635,7 +1163,6 @@
         </w:rPr>
         <w:t>ElastiCache</w:t>
       </w:r>
-      <w:proofErr w:type="spellEnd"/>
       <w:r>
         <w:rPr>
           <w:sz w:val="20"/>
@@ -1685,21 +1212,7 @@
         <w:rPr>
           <w:sz w:val="20"/>
         </w:rPr>
-        <w:t xml:space="preserve">, standardizing DLQ behavior, message </w:t>
-      </w:r>
-      <w:proofErr w:type="spellStart"/>
-      <w:r>
-        <w:rPr>
-          <w:sz w:val="20"/>
-        </w:rPr>
-        <w:t>deduplication</w:t>
-      </w:r>
-      <w:proofErr w:type="spellEnd"/>
-      <w:r>
-        <w:rPr>
-          <w:sz w:val="20"/>
-        </w:rPr>
-        <w:t>, and replay-safe consumers.</w:t>
+        <w:t>, standardizing DLQ behavior, message deduplication, and replay-safe consumers.</w:t>
       </w:r>
     </w:p>
     <w:p>
@@ -1720,7 +1233,6 @@
         </w:rPr>
         <w:t xml:space="preserve">Implemented search experiences with </w:t>
       </w:r>
-      <w:proofErr w:type="spellStart"/>
       <w:r>
         <w:rPr>
           <w:rStyle w:val="Strong"/>
@@ -1728,7 +1240,6 @@
         </w:rPr>
         <w:t>Elasticsearch</w:t>
       </w:r>
-      <w:proofErr w:type="spellEnd"/>
       <w:r>
         <w:rPr>
           <w:sz w:val="20"/>
@@ -1780,7 +1291,6 @@
         </w:rPr>
         <w:t xml:space="preserve"> with </w:t>
       </w:r>
-      <w:proofErr w:type="spellStart"/>
       <w:r>
         <w:rPr>
           <w:rStyle w:val="Strong"/>
@@ -1788,7 +1298,6 @@
         </w:rPr>
         <w:t>Docker</w:t>
       </w:r>
-      <w:proofErr w:type="spellEnd"/>
       <w:r>
         <w:rPr>
           <w:sz w:val="20"/>
@@ -1819,21 +1328,7 @@
         <w:rPr>
           <w:sz w:val="20"/>
         </w:rPr>
-        <w:t xml:space="preserve">, using </w:t>
-      </w:r>
-      <w:proofErr w:type="spellStart"/>
-      <w:r>
-        <w:rPr>
-          <w:sz w:val="20"/>
-        </w:rPr>
-        <w:t>GitOps</w:t>
-      </w:r>
-      <w:proofErr w:type="spellEnd"/>
-      <w:r>
-        <w:rPr>
-          <w:sz w:val="20"/>
-        </w:rPr>
-        <w:t xml:space="preserve"> promotions and progressive rollout strategies to reduce production risk.</w:t>
+        <w:t>, using GitOps promotions and progressive rollout strategies to reduce production risk.</w:t>
       </w:r>
     </w:p>
     <w:p>
@@ -1854,7 +1349,6 @@
         </w:rPr>
         <w:t xml:space="preserve">Managed infrastructure with </w:t>
       </w:r>
-      <w:proofErr w:type="spellStart"/>
       <w:r>
         <w:rPr>
           <w:rStyle w:val="Strong"/>
@@ -1862,14 +1356,12 @@
         </w:rPr>
         <w:t>Terraform</w:t>
       </w:r>
-      <w:proofErr w:type="spellEnd"/>
       <w:r>
         <w:rPr>
           <w:sz w:val="20"/>
         </w:rPr>
         <w:t xml:space="preserve"> and </w:t>
       </w:r>
-      <w:proofErr w:type="spellStart"/>
       <w:r>
         <w:rPr>
           <w:rStyle w:val="Strong"/>
@@ -1877,7 +1369,6 @@
         </w:rPr>
         <w:t>CloudFormation</w:t>
       </w:r>
-      <w:proofErr w:type="spellEnd"/>
       <w:r>
         <w:rPr>
           <w:sz w:val="20"/>
@@ -1901,23 +1392,8 @@
         <w:rPr>
           <w:sz w:val="20"/>
         </w:rPr>
-        <w:t xml:space="preserve">Established end-to-end </w:t>
-      </w:r>
-      <w:proofErr w:type="spellStart"/>
-      <w:r>
-        <w:rPr>
-          <w:sz w:val="20"/>
-        </w:rPr>
-        <w:t>observability</w:t>
-      </w:r>
-      <w:proofErr w:type="spellEnd"/>
-      <w:r>
-        <w:rPr>
-          <w:sz w:val="20"/>
-        </w:rPr>
-        <w:t xml:space="preserve"> using </w:t>
-      </w:r>
-      <w:proofErr w:type="spellStart"/>
+        <w:t xml:space="preserve">Established end-to-end observability using </w:t>
+      </w:r>
       <w:r>
         <w:rPr>
           <w:rStyle w:val="Strong"/>
@@ -1925,7 +1401,6 @@
         </w:rPr>
         <w:t>OpenTelemetry</w:t>
       </w:r>
-      <w:proofErr w:type="spellEnd"/>
       <w:r>
         <w:rPr>
           <w:sz w:val="20"/>
@@ -1937,17 +1412,8 @@
           <w:rStyle w:val="Strong"/>
           <w:sz w:val="20"/>
         </w:rPr>
-        <w:t>Prometheus/</w:t>
-      </w:r>
-      <w:proofErr w:type="spellStart"/>
-      <w:r>
-        <w:rPr>
-          <w:rStyle w:val="Strong"/>
-          <w:sz w:val="20"/>
-        </w:rPr>
-        <w:t>Grafana</w:t>
-      </w:r>
-      <w:proofErr w:type="spellEnd"/>
+        <w:t>Prometheus/Grafana</w:t>
+      </w:r>
       <w:r>
         <w:rPr>
           <w:sz w:val="20"/>
@@ -2045,21 +1511,12 @@
         </w:rPr>
         <w:t xml:space="preserve">Built CI/CD pipelines with </w:t>
       </w:r>
-      <w:proofErr w:type="spellStart"/>
-      <w:r>
-        <w:rPr>
-          <w:rStyle w:val="Strong"/>
-          <w:sz w:val="20"/>
-        </w:rPr>
-        <w:t>GitHub</w:t>
-      </w:r>
-      <w:proofErr w:type="spellEnd"/>
-      <w:r>
-        <w:rPr>
-          <w:rStyle w:val="Strong"/>
-          <w:sz w:val="20"/>
-        </w:rPr>
-        <w:t xml:space="preserve"> Actions</w:t>
+      <w:r>
+        <w:rPr>
+          <w:rStyle w:val="Strong"/>
+          <w:sz w:val="20"/>
+        </w:rPr>
+        <w:t>GitHub Actions</w:t>
       </w:r>
       <w:r>
         <w:rPr>
@@ -2100,7 +1557,6 @@
           <w:szCs w:val="27"/>
         </w:rPr>
       </w:pPr>
-      <w:proofErr w:type="spellStart"/>
       <w:r>
         <w:rPr>
           <w:rFonts w:ascii="Britannic Bold" w:eastAsia="Times New Roman" w:hAnsi="Britannic Bold" w:cs="Arial"/>
@@ -2110,7 +1566,6 @@
         </w:rPr>
         <w:t>Saritasa</w:t>
       </w:r>
-      <w:proofErr w:type="spellEnd"/>
     </w:p>
     <w:p>
       <w:pPr>
@@ -2225,7 +1680,6 @@
         </w:rPr>
         <w:t xml:space="preserve"> API layers in </w:t>
       </w:r>
-      <w:proofErr w:type="spellStart"/>
       <w:r>
         <w:rPr>
           <w:rStyle w:val="Strong"/>
@@ -2233,7 +1687,6 @@
         </w:rPr>
         <w:t>TypeScript</w:t>
       </w:r>
-      <w:proofErr w:type="spellEnd"/>
       <w:r>
         <w:rPr>
           <w:sz w:val="20"/>
@@ -2257,23 +1710,8 @@
         <w:rPr>
           <w:sz w:val="20"/>
         </w:rPr>
-        <w:t xml:space="preserve">Implemented background jobs and </w:t>
-      </w:r>
-      <w:proofErr w:type="spellStart"/>
-      <w:r>
-        <w:rPr>
-          <w:sz w:val="20"/>
-        </w:rPr>
-        <w:t>async</w:t>
-      </w:r>
-      <w:proofErr w:type="spellEnd"/>
-      <w:r>
-        <w:rPr>
-          <w:sz w:val="20"/>
-        </w:rPr>
-        <w:t xml:space="preserve"> workflows using </w:t>
-      </w:r>
-      <w:proofErr w:type="spellStart"/>
+        <w:t xml:space="preserve">Implemented background jobs and async workflows using </w:t>
+      </w:r>
       <w:r>
         <w:rPr>
           <w:rStyle w:val="Strong"/>
@@ -2281,26 +1719,11 @@
         </w:rPr>
         <w:t>RabbitMQ</w:t>
       </w:r>
-      <w:proofErr w:type="spellEnd"/>
-      <w:r>
-        <w:rPr>
-          <w:sz w:val="20"/>
-        </w:rPr>
-        <w:t xml:space="preserve"> and queue </w:t>
-      </w:r>
-      <w:proofErr w:type="gramStart"/>
-      <w:r>
-        <w:rPr>
-          <w:sz w:val="20"/>
-        </w:rPr>
-        <w:t>workers, enforcing retries</w:t>
-      </w:r>
-      <w:proofErr w:type="gramEnd"/>
-      <w:r>
-        <w:rPr>
-          <w:sz w:val="20"/>
-        </w:rPr>
-        <w:t>, DLQs, and idempotent processing.</w:t>
+      <w:r>
+        <w:rPr>
+          <w:sz w:val="20"/>
+        </w:rPr>
+        <w:t xml:space="preserve"> and queue workers, enforcing retries, DLQs, and idempotent processing.</w:t>
       </w:r>
     </w:p>
     <w:p>
@@ -2334,7 +1757,6 @@
         </w:rPr>
         <w:t xml:space="preserve"> and </w:t>
       </w:r>
-      <w:proofErr w:type="spellStart"/>
       <w:r>
         <w:rPr>
           <w:rStyle w:val="Strong"/>
@@ -2342,7 +1764,6 @@
         </w:rPr>
         <w:t>PostgreSQL</w:t>
       </w:r>
-      <w:proofErr w:type="spellEnd"/>
       <w:r>
         <w:rPr>
           <w:sz w:val="20"/>
@@ -2368,7 +1789,6 @@
         </w:rPr>
         <w:t xml:space="preserve">Implemented caching strategies with </w:t>
       </w:r>
-      <w:proofErr w:type="spellStart"/>
       <w:r>
         <w:rPr>
           <w:rStyle w:val="Strong"/>
@@ -2376,7 +1796,6 @@
         </w:rPr>
         <w:t>Redis</w:t>
       </w:r>
-      <w:proofErr w:type="spellEnd"/>
       <w:r>
         <w:rPr>
           <w:sz w:val="20"/>
@@ -2402,7 +1821,6 @@
         </w:rPr>
         <w:t xml:space="preserve">Built search-driven screens with </w:t>
       </w:r>
-      <w:proofErr w:type="spellStart"/>
       <w:r>
         <w:rPr>
           <w:rStyle w:val="Strong"/>
@@ -2410,7 +1828,6 @@
         </w:rPr>
         <w:t>Elasticsearch</w:t>
       </w:r>
-      <w:proofErr w:type="spellEnd"/>
       <w:r>
         <w:rPr>
           <w:sz w:val="20"/>
@@ -2436,7 +1853,6 @@
         </w:rPr>
         <w:t xml:space="preserve">Containerized services with </w:t>
       </w:r>
-      <w:proofErr w:type="spellStart"/>
       <w:r>
         <w:rPr>
           <w:rStyle w:val="Strong"/>
@@ -2444,14 +1860,12 @@
         </w:rPr>
         <w:t>Docker</w:t>
       </w:r>
-      <w:proofErr w:type="spellEnd"/>
       <w:r>
         <w:rPr>
           <w:sz w:val="20"/>
         </w:rPr>
         <w:t xml:space="preserve"> and deployed to </w:t>
       </w:r>
-      <w:proofErr w:type="spellStart"/>
       <w:r>
         <w:rPr>
           <w:rStyle w:val="Strong"/>
@@ -2459,7 +1873,6 @@
         </w:rPr>
         <w:t>Kubernetes</w:t>
       </w:r>
-      <w:proofErr w:type="spellEnd"/>
       <w:r>
         <w:rPr>
           <w:sz w:val="20"/>
@@ -2485,21 +1898,12 @@
         </w:rPr>
         <w:t xml:space="preserve">Implemented CI/CD using </w:t>
       </w:r>
-      <w:proofErr w:type="spellStart"/>
-      <w:r>
-        <w:rPr>
-          <w:rStyle w:val="Strong"/>
-          <w:sz w:val="20"/>
-        </w:rPr>
-        <w:t>GitLab</w:t>
-      </w:r>
-      <w:proofErr w:type="spellEnd"/>
-      <w:r>
-        <w:rPr>
-          <w:rStyle w:val="Strong"/>
-          <w:sz w:val="20"/>
-        </w:rPr>
-        <w:t xml:space="preserve"> CI</w:t>
+      <w:r>
+        <w:rPr>
+          <w:rStyle w:val="Strong"/>
+          <w:sz w:val="20"/>
+        </w:rPr>
+        <w:t>GitLab CI</w:t>
       </w:r>
       <w:r>
         <w:rPr>
@@ -2507,21 +1911,12 @@
         </w:rPr>
         <w:t xml:space="preserve"> and </w:t>
       </w:r>
-      <w:proofErr w:type="spellStart"/>
-      <w:r>
-        <w:rPr>
-          <w:rStyle w:val="Strong"/>
-          <w:sz w:val="20"/>
-        </w:rPr>
-        <w:t>GitHub</w:t>
-      </w:r>
-      <w:proofErr w:type="spellEnd"/>
-      <w:r>
-        <w:rPr>
-          <w:rStyle w:val="Strong"/>
-          <w:sz w:val="20"/>
-        </w:rPr>
-        <w:t xml:space="preserve"> Actions</w:t>
+      <w:r>
+        <w:rPr>
+          <w:rStyle w:val="Strong"/>
+          <w:sz w:val="20"/>
+        </w:rPr>
+        <w:t>GitHub Actions</w:t>
       </w:r>
       <w:r>
         <w:rPr>
@@ -2606,7 +2001,6 @@
         </w:rPr>
         <w:t xml:space="preserve"> and </w:t>
       </w:r>
-      <w:proofErr w:type="spellStart"/>
       <w:r>
         <w:rPr>
           <w:rStyle w:val="Strong"/>
@@ -2614,7 +2008,6 @@
         </w:rPr>
         <w:t>Grafana</w:t>
       </w:r>
-      <w:proofErr w:type="spellEnd"/>
       <w:r>
         <w:rPr>
           <w:sz w:val="20"/>
@@ -2651,35 +2044,7 @@
         <w:rPr>
           <w:sz w:val="20"/>
         </w:rPr>
-        <w:t xml:space="preserve"> plus enterprise identity integrations (</w:t>
-      </w:r>
-      <w:proofErr w:type="spellStart"/>
-      <w:r>
-        <w:rPr>
-          <w:sz w:val="20"/>
-        </w:rPr>
-        <w:t>Okta</w:t>
-      </w:r>
-      <w:proofErr w:type="spellEnd"/>
-      <w:r>
-        <w:rPr>
-          <w:sz w:val="20"/>
-        </w:rPr>
-        <w:t>/Auth0/</w:t>
-      </w:r>
-      <w:proofErr w:type="spellStart"/>
-      <w:r>
-        <w:rPr>
-          <w:sz w:val="20"/>
-        </w:rPr>
-        <w:t>Cognito</w:t>
-      </w:r>
-      <w:proofErr w:type="spellEnd"/>
-      <w:r>
-        <w:rPr>
-          <w:sz w:val="20"/>
-        </w:rPr>
-        <w:t xml:space="preserve"> patterns), adding rate limiting and auditability for sensitive flows.</w:t>
+        <w:t xml:space="preserve"> plus enterprise identity integrations (Okta/Auth0/Cognito patterns), adding rate limiting and auditability for sensitive flows.</w:t>
       </w:r>
     </w:p>
     <w:p>
@@ -2937,7 +2302,6 @@
         </w:rPr>
         <w:t xml:space="preserve">Introduced caching techniques using </w:t>
       </w:r>
-      <w:proofErr w:type="spellStart"/>
       <w:r>
         <w:rPr>
           <w:rStyle w:val="Strong"/>
@@ -2945,20 +2309,11 @@
         </w:rPr>
         <w:t>Redis</w:t>
       </w:r>
-      <w:proofErr w:type="spellEnd"/>
-      <w:r>
-        <w:rPr>
-          <w:sz w:val="20"/>
-        </w:rPr>
-        <w:t>-style patterns to reduce repeated co</w:t>
-      </w:r>
-      <w:bookmarkStart w:id="0" w:name="_GoBack"/>
-      <w:bookmarkEnd w:id="0"/>
-      <w:r>
-        <w:rPr>
-          <w:sz w:val="20"/>
-        </w:rPr>
-        <w:t>mputations and protect the database during load spikes.</w:t>
+      <w:r>
+        <w:rPr>
+          <w:sz w:val="20"/>
+        </w:rPr>
+        <w:t>-style patterns to reduce repeated computations and protect the database during load spikes.</w:t>
       </w:r>
     </w:p>
     <w:p>
@@ -3017,7 +2372,6 @@
         </w:rPr>
         <w:t xml:space="preserve">Supported deployment workflows with containerization using </w:t>
       </w:r>
-      <w:proofErr w:type="spellStart"/>
       <w:r>
         <w:rPr>
           <w:rStyle w:val="Strong"/>
@@ -3025,7 +2379,6 @@
         </w:rPr>
         <w:t>Docker</w:t>
       </w:r>
-      <w:proofErr w:type="spellEnd"/>
       <w:r>
         <w:rPr>
           <w:sz w:val="20"/>
@@ -3460,7 +2813,6 @@
           <w:szCs w:val="24"/>
         </w:rPr>
       </w:pPr>
-      <w:proofErr w:type="gramStart"/>
       <w:r>
         <w:rPr>
           <w:rFonts w:ascii="Times New Roman" w:eastAsia="Times New Roman" w:hAnsi="Times New Roman" w:cs="Times New Roman"/>
@@ -3477,17 +2829,7 @@
           <w:bCs/>
           <w:szCs w:val="24"/>
         </w:rPr>
-        <w:t>’s  Degree</w:t>
-      </w:r>
-      <w:proofErr w:type="gramEnd"/>
-      <w:r>
-        <w:rPr>
-          <w:rFonts w:ascii="Times New Roman" w:eastAsia="Times New Roman" w:hAnsi="Times New Roman" w:cs="Times New Roman"/>
-          <w:b/>
-          <w:bCs/>
-          <w:szCs w:val="24"/>
-        </w:rPr>
-        <w:t xml:space="preserve"> </w:t>
+        <w:t xml:space="preserve">’s  Degree </w:t>
       </w:r>
       <w:r>
         <w:rPr>
@@ -3744,7 +3086,6 @@
         </w:rPr>
         <w:t xml:space="preserve">Backed critical workflows with </w:t>
       </w:r>
-      <w:proofErr w:type="spellStart"/>
       <w:r>
         <w:rPr>
           <w:rStyle w:val="Strong"/>
@@ -3752,14 +3093,12 @@
         </w:rPr>
         <w:t>PostgreSQL</w:t>
       </w:r>
-      <w:proofErr w:type="spellEnd"/>
       <w:r>
         <w:rPr>
           <w:sz w:val="20"/>
         </w:rPr>
         <w:t xml:space="preserve"> and </w:t>
       </w:r>
-      <w:proofErr w:type="spellStart"/>
       <w:r>
         <w:rPr>
           <w:rStyle w:val="Strong"/>
@@ -3767,7 +3106,6 @@
         </w:rPr>
         <w:t>Redis</w:t>
       </w:r>
-      <w:proofErr w:type="spellEnd"/>
       <w:r>
         <w:rPr>
           <w:sz w:val="20"/>
@@ -3794,7 +3132,6 @@
         </w:rPr>
         <w:t xml:space="preserve">Added </w:t>
       </w:r>
-      <w:proofErr w:type="spellStart"/>
       <w:r>
         <w:rPr>
           <w:rStyle w:val="Strong"/>
@@ -3802,7 +3139,6 @@
         </w:rPr>
         <w:t>OpenTelemetry</w:t>
       </w:r>
-      <w:proofErr w:type="spellEnd"/>
       <w:r>
         <w:rPr>
           <w:sz w:val="20"/>
@@ -3814,17 +3150,8 @@
           <w:rStyle w:val="Strong"/>
           <w:sz w:val="20"/>
         </w:rPr>
-        <w:t>Prometheus/</w:t>
-      </w:r>
-      <w:proofErr w:type="spellStart"/>
-      <w:r>
-        <w:rPr>
-          <w:rStyle w:val="Strong"/>
-          <w:sz w:val="20"/>
-        </w:rPr>
-        <w:t>Grafana</w:t>
-      </w:r>
-      <w:proofErr w:type="spellEnd"/>
+        <w:t>Prometheus/Grafana</w:t>
+      </w:r>
       <w:r>
         <w:rPr>
           <w:sz w:val="20"/>
@@ -3868,21 +3195,7 @@
         <w:rPr>
           <w:sz w:val="20"/>
         </w:rPr>
-        <w:t xml:space="preserve">Built </w:t>
-      </w:r>
-      <w:proofErr w:type="spellStart"/>
-      <w:r>
-        <w:rPr>
-          <w:sz w:val="20"/>
-        </w:rPr>
-        <w:t>async</w:t>
-      </w:r>
-      <w:proofErr w:type="spellEnd"/>
-      <w:r>
-        <w:rPr>
-          <w:sz w:val="20"/>
-        </w:rPr>
-        <w:t xml:space="preserve"> workers using </w:t>
+        <w:t xml:space="preserve">Built async workers using </w:t>
       </w:r>
       <w:r>
         <w:rPr>
@@ -3930,21 +3243,12 @@
         </w:rPr>
         <w:t xml:space="preserve">Implemented search indexing and retrieval with </w:t>
       </w:r>
-      <w:proofErr w:type="spellStart"/>
-      <w:r>
-        <w:rPr>
-          <w:rStyle w:val="Strong"/>
-          <w:sz w:val="20"/>
-        </w:rPr>
-        <w:t>Elasticsearch</w:t>
-      </w:r>
-      <w:proofErr w:type="spellEnd"/>
-      <w:r>
-        <w:rPr>
-          <w:rStyle w:val="Strong"/>
-          <w:sz w:val="20"/>
-        </w:rPr>
-        <w:t>/OpenSearch</w:t>
+      <w:r>
+        <w:rPr>
+          <w:rStyle w:val="Strong"/>
+          <w:sz w:val="20"/>
+        </w:rPr>
+        <w:t>Elasticsearch/OpenSearch</w:t>
       </w:r>
       <w:r>
         <w:rPr>
@@ -3985,7 +3289,6 @@
         </w:rPr>
         <w:t xml:space="preserve"> using </w:t>
       </w:r>
-      <w:proofErr w:type="spellStart"/>
       <w:r>
         <w:rPr>
           <w:rStyle w:val="Strong"/>
@@ -3993,7 +3296,6 @@
         </w:rPr>
         <w:t>Docker</w:t>
       </w:r>
-      <w:proofErr w:type="spellEnd"/>
       <w:r>
         <w:rPr>
           <w:sz w:val="20"/>
@@ -4026,7 +3328,6 @@
         </w:rPr>
         <w:t xml:space="preserve">, with infrastructure managed via </w:t>
       </w:r>
-      <w:proofErr w:type="spellStart"/>
       <w:r>
         <w:rPr>
           <w:rStyle w:val="Strong"/>
@@ -4034,7 +3335,6 @@
         </w:rPr>
         <w:t>Terraform</w:t>
       </w:r>
-      <w:proofErr w:type="spellEnd"/>
       <w:r>
         <w:rPr>
           <w:sz w:val="20"/>
@@ -11584,7 +10884,7 @@
 </file>
 
 <file path=customXml/itemProps1.xml><?xml version="1.0" encoding="utf-8"?>
-<ds:datastoreItem xmlns:ds="http://schemas.openxmlformats.org/officeDocument/2006/customXml" ds:itemID="{E25CE5E4-33B7-48F1-9570-6746164A18FA}">
+<ds:datastoreItem xmlns:ds="http://schemas.openxmlformats.org/officeDocument/2006/customXml" ds:itemID="{8D4EB684-942E-4F27-8758-8FA184B503D7}">
   <ds:schemaRefs>
     <ds:schemaRef ds:uri="http://schemas.openxmlformats.org/officeDocument/2006/bibliography"/>
   </ds:schemaRefs>
